--- a/0_Documents/Projektstatusbericht_2.docx
+++ b/0_Documents/Projektstatusbericht_2.docx
@@ -74,11 +74,9 @@
             <w:pPr>
               <w:spacing w:before="60" w:after="60"/>
             </w:pPr>
-            <w:proofErr w:type="spellStart"/>
             <w:r>
               <w:t>Lumify</w:t>
             </w:r>
-            <w:proofErr w:type="spellEnd"/>
           </w:p>
         </w:tc>
       </w:tr>
@@ -517,7 +515,15 @@
               <w:fldChar w:fldCharType="end"/>
             </w:r>
             <w:r>
-              <w:t xml:space="preserve"> planmäßig</w:t>
+              <w:t xml:space="preserve"> </w:t>
+            </w:r>
+            <w:r>
+              <w:rPr>
+                <w:b/>
+                <w:bCs/>
+                <w:color w:val="70AD47" w:themeColor="accent6"/>
+              </w:rPr>
+              <w:t>planmäßig</w:t>
             </w:r>
           </w:p>
         </w:tc>
@@ -710,15 +716,7 @@
               <w:spacing w:before="60" w:after="60"/>
             </w:pPr>
             <w:r>
-              <w:t xml:space="preserve">Dashboard-Seite wurde begonnen. </w:t>
-            </w:r>
-            <w:proofErr w:type="spellStart"/>
-            <w:r>
-              <w:t>Grid</w:t>
-            </w:r>
-            <w:proofErr w:type="spellEnd"/>
-            <w:r>
-              <w:t xml:space="preserve"> im Dashboard wurde ausgerichtet und vorbereitet. Module Workspace, Friends und </w:t>
+              <w:t xml:space="preserve">Dashboard-Seite wurde begonnen. Grid im Dashboard wurde ausgerichtet und vorbereitet. Module Workspace, Friends und </w:t>
             </w:r>
             <w:proofErr w:type="spellStart"/>
             <w:r>
@@ -811,23 +809,7 @@
               <w:t xml:space="preserve"> wurde implementiert. </w:t>
             </w:r>
             <w:r>
-              <w:t>Anfänglich gab es Schwierigkeiten, da in beiden Elementen die Komponente „</w:t>
-            </w:r>
-            <w:proofErr w:type="spellStart"/>
-            <w:r>
-              <w:t>FriendsPanel</w:t>
-            </w:r>
-            <w:proofErr w:type="spellEnd"/>
-            <w:r>
-              <w:t xml:space="preserve">“ integriert werden sollte. Ein Hook löste dieses Problem. Es gibt jetzt 2 Orte für das </w:t>
-            </w:r>
-            <w:proofErr w:type="spellStart"/>
-            <w:r>
-              <w:t>FriendsPanel</w:t>
-            </w:r>
-            <w:proofErr w:type="spellEnd"/>
-            <w:r>
-              <w:t xml:space="preserve">. Im Dashboard und global im </w:t>
+              <w:t xml:space="preserve">Anfänglich gab es Schwierigkeiten, da in beiden Elementen die Komponente „FriendsPanel“ integriert werden sollte. Ein Hook löste dieses Problem. Es gibt jetzt 2 Orte für das FriendsPanel. Im Dashboard und global im </w:t>
             </w:r>
             <w:proofErr w:type="spellStart"/>
             <w:r>
@@ -1010,6 +992,9 @@
         <w:gridCol w:w="7318"/>
       </w:tblGrid>
       <w:tr>
+        <w:trPr>
+          <w:trHeight w:val="407"/>
+        </w:trPr>
         <w:tc>
           <w:tcPr>
             <w:tcW w:w="2470" w:type="dxa"/>
@@ -1029,28 +1014,7 @@
                 <w:b/>
                 <w:bCs/>
               </w:rPr>
-              <w:t xml:space="preserve">Notwendige Entscheidungen (PAG, </w:t>
-            </w:r>
-            <w:r>
-              <w:rPr>
-                <w:b/>
-                <w:bCs/>
-              </w:rPr>
-              <w:t>TEAM</w:t>
-            </w:r>
-            <w:r>
-              <w:rPr>
-                <w:b/>
-                <w:bCs/>
-              </w:rPr>
-              <w:t>, Änderungen, Anpassungen</w:t>
-            </w:r>
-            <w:r>
-              <w:rPr>
-                <w:b/>
-                <w:bCs/>
-              </w:rPr>
-              <w:t>):</w:t>
+              <w:t>Notwendige Entscheidungen</w:t>
             </w:r>
           </w:p>
         </w:tc>
@@ -1089,8 +1053,6 @@
     <w:sectPr>
       <w:headerReference w:type="default" r:id="rId11"/>
       <w:footerReference w:type="default" r:id="rId12"/>
-      <w:headerReference w:type="first" r:id="rId13"/>
-      <w:footerReference w:type="first" r:id="rId14"/>
       <w:pgSz w:w="11906" w:h="16838"/>
       <w:pgMar w:top="1418" w:right="1134" w:bottom="1418" w:left="1134" w:header="709" w:footer="709" w:gutter="0"/>
       <w:cols w:space="720"/>
@@ -1228,12 +1190,6 @@
 </w:ftr>
 </file>
 
-<file path=word/footer2.xml><?xml version="1.0" encoding="utf-8"?>
-<w:ftr xmlns:wpc="http://schemas.microsoft.com/office/word/2010/wordprocessingCanvas" xmlns:cx="http://schemas.microsoft.com/office/drawing/2014/chartex" xmlns:cx1="http://schemas.microsoft.com/office/drawing/2015/9/8/chartex" xmlns:cx2="http://schemas.microsoft.com/office/drawing/2015/10/21/chartex" xmlns:cx3="http://schemas.microsoft.com/office/drawing/2016/5/9/chartex" xmlns:cx4="http://schemas.microsoft.com/office/drawing/2016/5/10/chartex" xmlns:cx5="http://schemas.microsoft.com/office/drawing/2016/5/11/chartex" xmlns:cx6="http://schemas.microsoft.com/office/drawing/2016/5/12/chartex" xmlns:cx7="http://schemas.microsoft.com/office/drawing/2016/5/13/chartex" xmlns:cx8="http://schemas.microsoft.com/office/drawing/2016/5/14/chartex" xmlns:mc="http://schemas.openxmlformats.org/markup-compatibility/2006" xmlns:aink="http://schemas.microsoft.com/office/drawing/2016/ink" xmlns:am3d="http://schemas.microsoft.com/office/drawing/2017/model3d" xmlns:o="urn:schemas-microsoft-com:office:office" xmlns:oel="http://schemas.microsoft.com/office/2019/extlst" xmlns:r="http://schemas.openxmlformats.org/officeDocument/2006/relationships" xmlns:m="http://schemas.openxmlformats.org/officeDocument/2006/math" xmlns:v="urn:schemas-microsoft-com:vml" xmlns:wp14="http://schemas.microsoft.com/office/word/2010/wordprocessingDrawing" xmlns:wp="http://schemas.openxmlformats.org/drawingml/2006/wordprocessingDrawing" xmlns:w10="urn:schemas-microsoft-com:office:word" xmlns:w="http://schemas.openxmlformats.org/wordprocessingml/2006/main" xmlns:w14="http://schemas.microsoft.com/office/word/2010/wordml" xmlns:w15="http://schemas.microsoft.com/office/word/2012/wordml" xmlns:w16cex="http://schemas.microsoft.com/office/word/2018/wordml/cex" xmlns:w16cid="http://schemas.microsoft.com/office/word/2016/wordml/cid" xmlns:w16="http://schemas.microsoft.com/office/word/2018/wordml" xmlns:w16du="http://schemas.microsoft.com/office/word/2023/wordml/word16du" xmlns:w16sdtdh="http://schemas.microsoft.com/office/word/2020/wordml/sdtdatahash" xmlns:w16sdtfl="http://schemas.microsoft.com/office/word/2024/wordml/sdtformatlock" xmlns:w16se="http://schemas.microsoft.com/office/word/2015/wordml/symex" xmlns:wpg="http://schemas.microsoft.com/office/word/2010/wordprocessingGroup" xmlns:wpi="http://schemas.microsoft.com/office/word/2010/wordprocessingInk" xmlns:wne="http://schemas.microsoft.com/office/word/2006/wordml" xmlns:wps="http://schemas.microsoft.com/office/word/2010/wordprocessingShape" mc:Ignorable="w14 w15 w16se w16cid w16 w16cex w16sdtdh w16sdtfl w16du wp14">
-  <w:p/>
-</w:ftr>
-</file>
-
 <file path=word/footnotes.xml><?xml version="1.0" encoding="utf-8"?>
 <w:footnotes xmlns:wpc="http://schemas.microsoft.com/office/word/2010/wordprocessingCanvas" xmlns:cx="http://schemas.microsoft.com/office/drawing/2014/chartex" xmlns:cx1="http://schemas.microsoft.com/office/drawing/2015/9/8/chartex" xmlns:cx2="http://schemas.microsoft.com/office/drawing/2015/10/21/chartex" xmlns:cx3="http://schemas.microsoft.com/office/drawing/2016/5/9/chartex" xmlns:cx4="http://schemas.microsoft.com/office/drawing/2016/5/10/chartex" xmlns:cx5="http://schemas.microsoft.com/office/drawing/2016/5/11/chartex" xmlns:cx6="http://schemas.microsoft.com/office/drawing/2016/5/12/chartex" xmlns:cx7="http://schemas.microsoft.com/office/drawing/2016/5/13/chartex" xmlns:cx8="http://schemas.microsoft.com/office/drawing/2016/5/14/chartex" xmlns:mc="http://schemas.openxmlformats.org/markup-compatibility/2006" xmlns:aink="http://schemas.microsoft.com/office/drawing/2016/ink" xmlns:am3d="http://schemas.microsoft.com/office/drawing/2017/model3d" xmlns:o="urn:schemas-microsoft-com:office:office" xmlns:oel="http://schemas.microsoft.com/office/2019/extlst" xmlns:r="http://schemas.openxmlformats.org/officeDocument/2006/relationships" xmlns:m="http://schemas.openxmlformats.org/officeDocument/2006/math" xmlns:v="urn:schemas-microsoft-com:vml" xmlns:wp14="http://schemas.microsoft.com/office/word/2010/wordprocessingDrawing" xmlns:wp="http://schemas.openxmlformats.org/drawingml/2006/wordprocessingDrawing" xmlns:w10="urn:schemas-microsoft-com:office:word" xmlns:w="http://schemas.openxmlformats.org/wordprocessingml/2006/main" xmlns:w14="http://schemas.microsoft.com/office/word/2010/wordml" xmlns:w15="http://schemas.microsoft.com/office/word/2012/wordml" xmlns:w16cex="http://schemas.microsoft.com/office/word/2018/wordml/cex" xmlns:w16cid="http://schemas.microsoft.com/office/word/2016/wordml/cid" xmlns:w16="http://schemas.microsoft.com/office/word/2018/wordml" xmlns:w16du="http://schemas.microsoft.com/office/word/2023/wordml/word16du" xmlns:w16sdtdh="http://schemas.microsoft.com/office/word/2020/wordml/sdtdatahash" xmlns:w16sdtfl="http://schemas.microsoft.com/office/word/2024/wordml/sdtformatlock" xmlns:w16se="http://schemas.microsoft.com/office/word/2015/wordml/symex" xmlns:wpg="http://schemas.microsoft.com/office/word/2010/wordprocessingGroup" xmlns:wpi="http://schemas.microsoft.com/office/word/2010/wordprocessingInk" xmlns:wne="http://schemas.microsoft.com/office/word/2006/wordml" xmlns:wps="http://schemas.microsoft.com/office/word/2010/wordprocessingShape" mc:Ignorable="w14 w15 w16se w16cid w16 w16cex w16sdtdh w16sdtfl w16du wp14">
   <w:footnote w:type="separator" w:id="-1">
@@ -1265,15 +1221,15 @@
       </w:tabs>
     </w:pPr>
     <w:r>
+      <w:t xml:space="preserve">Christian Riepl </w:t>
+    </w:r>
+    <w:r>
       <w:tab/>
     </w:r>
+    <w:r>
+      <w:t>03.06.2026</w:t>
+    </w:r>
   </w:p>
-</w:hdr>
-</file>
-
-<file path=word/header2.xml><?xml version="1.0" encoding="utf-8"?>
-<w:hdr xmlns:wpc="http://schemas.microsoft.com/office/word/2010/wordprocessingCanvas" xmlns:cx="http://schemas.microsoft.com/office/drawing/2014/chartex" xmlns:cx1="http://schemas.microsoft.com/office/drawing/2015/9/8/chartex" xmlns:cx2="http://schemas.microsoft.com/office/drawing/2015/10/21/chartex" xmlns:cx3="http://schemas.microsoft.com/office/drawing/2016/5/9/chartex" xmlns:cx4="http://schemas.microsoft.com/office/drawing/2016/5/10/chartex" xmlns:cx5="http://schemas.microsoft.com/office/drawing/2016/5/11/chartex" xmlns:cx6="http://schemas.microsoft.com/office/drawing/2016/5/12/chartex" xmlns:cx7="http://schemas.microsoft.com/office/drawing/2016/5/13/chartex" xmlns:cx8="http://schemas.microsoft.com/office/drawing/2016/5/14/chartex" xmlns:mc="http://schemas.openxmlformats.org/markup-compatibility/2006" xmlns:aink="http://schemas.microsoft.com/office/drawing/2016/ink" xmlns:am3d="http://schemas.microsoft.com/office/drawing/2017/model3d" xmlns:o="urn:schemas-microsoft-com:office:office" xmlns:oel="http://schemas.microsoft.com/office/2019/extlst" xmlns:r="http://schemas.openxmlformats.org/officeDocument/2006/relationships" xmlns:m="http://schemas.openxmlformats.org/officeDocument/2006/math" xmlns:v="urn:schemas-microsoft-com:vml" xmlns:wp14="http://schemas.microsoft.com/office/word/2010/wordprocessingDrawing" xmlns:wp="http://schemas.openxmlformats.org/drawingml/2006/wordprocessingDrawing" xmlns:w10="urn:schemas-microsoft-com:office:word" xmlns:w="http://schemas.openxmlformats.org/wordprocessingml/2006/main" xmlns:w14="http://schemas.microsoft.com/office/word/2010/wordml" xmlns:w15="http://schemas.microsoft.com/office/word/2012/wordml" xmlns:w16cex="http://schemas.microsoft.com/office/word/2018/wordml/cex" xmlns:w16cid="http://schemas.microsoft.com/office/word/2016/wordml/cid" xmlns:w16="http://schemas.microsoft.com/office/word/2018/wordml" xmlns:w16du="http://schemas.microsoft.com/office/word/2023/wordml/word16du" xmlns:w16sdtdh="http://schemas.microsoft.com/office/word/2020/wordml/sdtdatahash" xmlns:w16sdtfl="http://schemas.microsoft.com/office/word/2024/wordml/sdtformatlock" xmlns:w16se="http://schemas.microsoft.com/office/word/2015/wordml/symex" xmlns:wpg="http://schemas.microsoft.com/office/word/2010/wordprocessingGroup" xmlns:wpi="http://schemas.microsoft.com/office/word/2010/wordprocessingInk" xmlns:wne="http://schemas.microsoft.com/office/word/2006/wordml" xmlns:wps="http://schemas.microsoft.com/office/word/2010/wordprocessingShape" mc:Ignorable="w14 w15 w16se w16cid w16 w16cex w16sdtdh w16sdtfl w16du wp14">
-  <w:p/>
 </w:hdr>
 </file>
 
@@ -2371,9 +2327,13 @@
     <w:rsid w:val="00032CD9"/>
     <w:rsid w:val="001769F2"/>
     <w:rsid w:val="003F4212"/>
+    <w:rsid w:val="004F5BCA"/>
     <w:rsid w:val="00636323"/>
     <w:rsid w:val="008010ED"/>
     <w:rsid w:val="00A33640"/>
+    <w:rsid w:val="00A84A0E"/>
+    <w:rsid w:val="00AC07E6"/>
+    <w:rsid w:val="00AF3718"/>
     <w:rsid w:val="00BC5154"/>
     <w:rsid w:val="00EF479C"/>
   </w:rsids>
